--- a/02_questions/voprosy_kompanii.docx
+++ b/02_questions/voprosy_kompanii.docx
@@ -21,7 +21,7 @@
         <w:t>Объект:</w:t>
       </w:r>
       <w:r>
-        <w:t xml:space="preserve"> комплекс по переработке отходов (Ленинградская область)</w:t>
+        <w:t xml:space="preserve"> комплекс по переработке отходов (Санкт-Петербург / Ленинградская область)</w:t>
       </w:r>
     </w:p>
     <w:p>
@@ -35,7 +35,7 @@
         <w:t>Версия:</w:t>
       </w:r>
       <w:r>
-        <w:t xml:space="preserve"> 1.0 от 24.09.2026 — черновик, составлен до разбора документов компании</w:t>
+        <w:t xml:space="preserve"> 1.1 от 24.09.2026 — черновик до разбора документов компании; уточнены вопросы про регион объекта и иностранцев</w:t>
       </w:r>
     </w:p>
     <w:p>
@@ -1056,7 +1056,7 @@
                 <w:i w:val="0"/>
                 <w:sz w:val="19"/>
               </w:rPr>
-              <w:t>Можно ли указывать название компании в объявлениях? Если нет — как представляться (например, «строительная компания, промышленный объект в Ленобласти»)?</w:t>
+              <w:t>Можно ли указывать название компании в объявлениях? Если нет — как представляться (например, «строительная компания, промышленный объект под Петербургом»)?</w:t>
             </w:r>
           </w:p>
         </w:tc>
@@ -4060,7 +4060,7 @@
                 <w:i w:val="0"/>
                 <w:sz w:val="19"/>
               </w:rPr>
-              <w:t>Принимаете ли иностранных граждан? Если да, то каких стран: ЕАЭС (Армения, Беларусь, Казахстан, Кыргызстан — работают без патента) и/или по патенту (Узбекистан, Таджикистан и др.)?</w:t>
+              <w:t>Принимаете ли иностранных граждан? Если да, то каких стран: ЕАЭС (Армения, Беларусь, Казахстан, Кыргызстан — работают без патента) и/или по патенту (Узбекистан, Таджикистан и др.)? Есть ли ограничение по их количеству (допустимая доля иностранных работников)?</w:t>
             </w:r>
           </w:p>
         </w:tc>
@@ -4127,7 +4127,7 @@
                 <w:i w:val="0"/>
                 <w:sz w:val="19"/>
               </w:rPr>
-              <w:t>Для работающих по патенту: патент какого региона подходит — только Ленинградская область или Санкт-Петербург тоже?</w:t>
+              <w:t>Для работающих по патенту: патент какого региона нужен — Санкт-Петербурга или Ленинградской области?</w:t>
             </w:r>
           </w:p>
           <w:p>
@@ -4140,7 +4140,7 @@
                 <w:color w:val="595959"/>
                 <w:sz w:val="16"/>
               </w:rPr>
-              <w:t>Зачем: работать по петербургскому патенту в Ленобласти можно только при действующем соглашении между СПб и ЛО о едином патенте; если его нет, подходит только патент Ленобласти.</w:t>
+              <w:t>Зачем: патент действует в регионе, где выдан: для объекта в Петербурге нужен петербургский патент, в Ленобласти — областной. Патент другого региона подойдёт, только если действует соглашение СПб и ЛО о едином патенте.</w:t>
             </w:r>
           </w:p>
         </w:tc>

--- a/02_questions/voprosy_kompanii.docx
+++ b/02_questions/voprosy_kompanii.docx
@@ -35,7 +35,7 @@
         <w:t>Версия:</w:t>
       </w:r>
       <w:r>
-        <w:t xml:space="preserve"> 1.1 от 24.09.2026 — черновик до разбора документов компании; уточнены вопросы про регион объекта и иностранцев</w:t>
+        <w:t xml:space="preserve"> 1.2 от 24.09.2026 — после разбора 6 чертежей КЖ: блок 15 заполнен по документам,</w:t>
       </w:r>
     </w:p>
     <w:p>
@@ -1940,6 +1940,22 @@
       </w:tr>
     </w:tbl>
     <w:p>
+      <w:r>
+        <w:rPr>
+          <w:i/>
+        </w:rPr>
+        <w:t>_✅ из документов: объект — КПО «Новоселки», производственный корпус; пос. Левашово, Горское шоссе, з/у 1п</w:t>
+      </w:r>
+    </w:p>
+    <w:p>
+      <w:r>
+        <w:rPr>
+          <w:i/>
+        </w:rPr>
+        <w:t>(кад. 78:36:0013404:1361), СПб. Осталось уточнить точку на карте и точку сбора (см. блок 15)._</w:t>
+      </w:r>
+    </w:p>
+    <w:p>
       <w:pPr>
         <w:pStyle w:val="Heading1"/>
       </w:pPr>
@@ -8122,7 +8138,7 @@
         <w:rPr>
           <w:i/>
         </w:rPr>
-        <w:t>_Этот блок заполнится после разбора документов, которые передаст компания: сюда попадут уточнения</w:t>
+        <w:t>_Заполнено 24.09.2026 по шести чертежам КЖ КПЭИ.1070/2.2 (конспекты: 01_company/documents/notes/).</w:t>
       </w:r>
     </w:p>
     <w:p>
@@ -8130,7 +8146,7 @@
         <w:rPr>
           <w:i/>
         </w:rPr>
-        <w:t>по найденным в документах данным (сроки, объёмы, требования к персоналу), а вопросы, на которые</w:t>
+        <w:t>Прислано: рабочая документация по железобетону производственного корпуса — участок приёма ТКО,</w:t>
       </w:r>
     </w:p>
     <w:p>
@@ -8138,7 +8154,303 @@
         <w:rPr>
           <w:i/>
         </w:rPr>
-        <w:t>документы уже ответили, будут отмечены как закрытые._</w:t>
+        <w:t>участок сортировки ТКО (комплект 1.1) и цех сортировки ТКО (комплект 1.2)._</w:t>
+      </w:r>
+    </w:p>
+    <w:p>
+      <w:r>
+        <w:rPr>
+          <w:i/>
+        </w:rPr>
+        <w:t>### 15.1 Что документы уже ответили (больше не спрашивать)</w:t>
+      </w:r>
+    </w:p>
+    <w:p>
+      <w:r>
+        <w:rPr>
+          <w:i/>
+        </w:rPr>
+        <w:t>- 3.1 ✅ Объект и адрес: КПО «Новоселки», производственный корпус; СПб, пос. Левашово, Горское</w:t>
+      </w:r>
+    </w:p>
+    <w:p>
+      <w:r>
+        <w:rPr>
+          <w:i/>
+        </w:rPr>
+        <w:t>шоссе, з/у 1п (кад. 78:36:0013404:1361). Заказчик — АО «Невский экологический оператор»</w:t>
+      </w:r>
+    </w:p>
+    <w:p>
+      <w:r>
+        <w:rPr>
+          <w:i/>
+        </w:rPr>
+        <w:t>(снимает вопрос из 2.3 «кто заказчик»).</w:t>
+      </w:r>
+    </w:p>
+    <w:p>
+      <w:r>
+        <w:rPr>
+          <w:i/>
+        </w:rPr>
+        <w:t>- Что за объект строим: производственный корпус КПО (участок приёма ТКО, участок сортировки ТКО,</w:t>
+      </w:r>
+    </w:p>
+    <w:p>
+      <w:r>
+        <w:rPr>
+          <w:i/>
+        </w:rPr>
+        <w:t>цех сортировки ТКО) — можно рассказывать кандидатам (в связке с вопросом 14.4).</w:t>
+      </w:r>
+    </w:p>
+    <w:p>
+      <w:r>
+        <w:rPr>
+          <w:i/>
+        </w:rPr>
+        <w:t>- Характер работ по КЖ: монолитные ростверки и фундаменты (в т. ч. 50 шт. в цехе сортировки),</w:t>
+      </w:r>
+    </w:p>
+    <w:p>
+      <w:r>
+        <w:rPr>
+          <w:i/>
+        </w:rPr>
+        <w:t>фундаменты под оборудование (серия ФмП), силовые полы (класс поверхности не ниже А4), монолитные</w:t>
+      </w:r>
+    </w:p>
+    <w:p>
+      <w:r>
+        <w:rPr>
+          <w:i/>
+        </w:rPr>
+        <w:t>стены h = 2–3 м, приямки; сваи; закладные и анкерные блоки; подливка баз колонн В30 после монтажа</w:t>
+      </w:r>
+    </w:p>
+    <w:p>
+      <w:r>
+        <w:rPr>
+          <w:i/>
+        </w:rPr>
+        <w:t>металлокаркаса; гидроизоляция (ТЕХНОНИКОЛЬ, Пеноплэкс, Вилатерм).</w:t>
+      </w:r>
+    </w:p>
+    <w:p>
+      <w:r>
+        <w:rPr>
+          <w:i/>
+        </w:rPr>
+        <w:t>- Материалы/требования к квалификации: бетон тяжёлый на гранитном щебне В25 F150–F200 W6–W8,</w:t>
+      </w:r>
+    </w:p>
+    <w:p>
+      <w:r>
+        <w:rPr>
+          <w:i/>
+        </w:rPr>
+        <w:t>В7,5, мелкозернистый В30; арматура А500С/А240 (вязка, стыки вразбежку, фиксаторы); сварка закладных</w:t>
+      </w:r>
+    </w:p>
+    <w:p>
+      <w:r>
+        <w:rPr>
+          <w:i/>
+        </w:rPr>
+        <w:t>электродами Э-42; распалубка при 70 % прочности; акты скрытых работ на 7 видов работ; акт на</w:t>
+      </w:r>
+    </w:p>
+    <w:p>
+      <w:r>
+        <w:rPr>
+          <w:i/>
+        </w:rPr>
+        <w:t>обратную засыпку (песок, Купл ≥ 0,95).</w:t>
+      </w:r>
+    </w:p>
+    <w:p>
+      <w:r>
+        <w:rPr>
+          <w:i/>
+        </w:rPr>
+        <w:t>- 3.7 ✅ частично: проект разработан для летнего периода; работы при t ниже +5 °C — по п. 5.11</w:t>
+      </w:r>
+    </w:p>
+    <w:p>
+      <w:r>
+        <w:rPr>
+          <w:i/>
+        </w:rPr>
+        <w:t>СП 70.13330.2012. То есть зимние условия штатно оговорены нормами, но порядок оплаты простоев — нет.</w:t>
+      </w:r>
+    </w:p>
+    <w:p>
+      <w:r>
+        <w:rPr>
+          <w:i/>
+        </w:rPr>
+        <w:t>### 15.2 Уточнения, которые документы поставили (спросить)</w:t>
+      </w:r>
+    </w:p>
+    <w:p>
+      <w:r>
+        <w:rPr>
+          <w:i/>
+        </w:rPr>
+        <w:t>1. 15.1 🔴 ООО «ТЭП ИВАНОВО» (ГИП С.М. Сильверстов) разработало комплекты 1.2 (цех сортировки).</w:t>
+      </w:r>
+    </w:p>
+    <w:p>
+      <w:r>
+        <w:rPr>
+          <w:i/>
+        </w:rPr>
+        <w:t>Кто это для вас: часть компании, постоянный партнёр или другой подрядчик? Кто будет работодателем</w:t>
+      </w:r>
+    </w:p>
+    <w:p>
+      <w:r>
+        <w:rPr>
+          <w:i/>
+        </w:rPr>
+        <w:t>на участках 1.2? (дополнение к 2.1, 2.3, 3.2.)</w:t>
+      </w:r>
+    </w:p>
+    <w:p>
+      <w:r>
+        <w:rPr>
+          <w:i/>
+        </w:rPr>
+        <w:t>2. 15.2 🔴 Не хватает комплектов: 1.1-КЖ4 (сваи), 1.1-КЖ2, 1.1-КЖ5 (цоколь), КМ (металлокаркас),</w:t>
+      </w:r>
+    </w:p>
+    <w:p>
+      <w:r>
+        <w:rPr>
+          <w:i/>
+        </w:rPr>
+        <w:t>отчёт ИГИ — передайте (дополнение к Д8/Д15, новая позиция Д20).</w:t>
+      </w:r>
+    </w:p>
+    <w:p>
+      <w:r>
+        <w:rPr>
+          <w:i/>
+        </w:rPr>
+        <w:t>3. 15.3 🔴 Сваи: тип, количество, кто делает свайные работы (своя бригада, субподряд, уже сделано)?</w:t>
+      </w:r>
+    </w:p>
+    <w:p>
+      <w:r>
+        <w:rPr>
+          <w:i/>
+        </w:rPr>
+        <w:t>4. 15.4 🔴 Кто монтирует металлокаркас (КМ1) и сборный ж/б (1ЖК-… .ИЭПК), анкерные блоки и закладные —</w:t>
+      </w:r>
+    </w:p>
+    <w:p>
+      <w:r>
+        <w:rPr>
+          <w:i/>
+        </w:rPr>
+        <w:t>ваши или отдельный подрядчик? С кем стыковать бетонщиков (подливка баз колонн В30)?</w:t>
+      </w:r>
+    </w:p>
+    <w:p>
+      <w:r>
+        <w:rPr>
+          <w:i/>
+        </w:rPr>
+        <w:t>5. 15.5 🟡 Оборудование под фундаменты ФмП: какое, когда монтируют, кто ставит анкерные болты?</w:t>
+      </w:r>
+    </w:p>
+    <w:p>
+      <w:r>
+        <w:rPr>
+          <w:i/>
+        </w:rPr>
+        <w:t>Будут ли бригады монтажников оборудования и пусконаладка? (дополнение к 4.1.)</w:t>
+      </w:r>
+    </w:p>
+    <w:p>
+      <w:r>
+        <w:rPr>
+          <w:i/>
+        </w:rPr>
+        <w:t>6. 15.6 🟡 Силовые полы: какая технология верхнего слоя (топпинг, пропитка, шлифовка)? Кто отвечает</w:t>
+      </w:r>
+    </w:p>
+    <w:p>
+      <w:r>
+        <w:rPr>
+          <w:i/>
+        </w:rPr>
+        <w:t>за класс поверхности А4 — нужен опыт промышленных полов (вопрос в проверку кандидатам, 5.x).</w:t>
+      </w:r>
+    </w:p>
+    <w:p>
+      <w:r>
+        <w:rPr>
+          <w:i/>
+        </w:rPr>
+        <w:t>7. 15.7 🟡 Зимнее бетонирование: добавки/прогрев/утепление — штатно? За чей счёт и как оплачиваются</w:t>
+      </w:r>
+    </w:p>
+    <w:p>
+      <w:r>
+        <w:rPr>
+          <w:i/>
+        </w:rPr>
+        <w:t>дни простоя по погоде (3.7)?</w:t>
+      </w:r>
+    </w:p>
+    <w:p>
+      <w:r>
+        <w:rPr>
+          <w:i/>
+        </w:rPr>
+        <w:t>8. 15.8 🟡 Дайте ВОР по бетону, арматуре, земляным работам, м² силовых полов (Д8) — по чертежам</w:t>
+      </w:r>
+    </w:p>
+    <w:p>
+      <w:r>
+        <w:rPr>
+          <w:i/>
+        </w:rPr>
+        <w:t>видно только фрагменты (например, ≈104 т стали на одну схему силовых полов участка 1.1).</w:t>
+      </w:r>
+    </w:p>
+    <w:p>
+      <w:r>
+        <w:rPr>
+          <w:i/>
+        </w:rPr>
+        <w:t>9. 15.9 🟡 Гидроизоляция (мастика, Пеноплэкс, швы Вилатерм/герметик) — делает ваша бригада или</w:t>
+      </w:r>
+    </w:p>
+    <w:p>
+      <w:r>
+        <w:rPr>
+          <w:i/>
+        </w:rPr>
+        <w:t>субподряд? (уточняет 4.1 и 2.5.)</w:t>
+      </w:r>
+    </w:p>
+    <w:p>
+      <w:r>
+        <w:rPr>
+          <w:i/>
+        </w:rPr>
+        <w:t>10. 15.10 ⚪ Корпус 182 м, сборные элементы 1ЖК-… .ИЭПК — есть ли ещё комплекты КЖ по другим</w:t>
+      </w:r>
+    </w:p>
+    <w:p>
+      <w:r>
+        <w:rPr>
+          <w:i/>
+        </w:rPr>
+        <w:t>участкам (компрессорная, АБК, эстакада)? Что из этого тоже делает ваша компания (3.2, 3.4)?</w:t>
       </w:r>
     </w:p>
     <w:p>
@@ -9599,7 +9911,7 @@
                 <w:i w:val="0"/>
                 <w:sz w:val="17"/>
               </w:rPr>
-              <w:t>чтобы понимать масштаб и отвечать на вопрос «что строим».</w:t>
+              <w:t>чтобы понимать масштаб и отвечать на вопрос «что строим». (частично закрыт чертежами КЖ: производственный корпус — участок приёма ТКО, участок и цех сортировки ТКО)</w:t>
             </w:r>
           </w:p>
         </w:tc>
@@ -9951,6 +10263,97 @@
                 <w:sz w:val="17"/>
               </w:rPr>
               <w:t>для рассказа кандидатам.</w:t>
+            </w:r>
+          </w:p>
+        </w:tc>
+        <w:tc>
+          <w:tcPr>
+            <w:tcW w:type="dxa" w:w="1587"/>
+          </w:tcPr>
+          <w:p/>
+        </w:tc>
+      </w:tr>
+      <w:tr>
+        <w:trPr>
+          <w:cantSplit w:val="true"/>
+        </w:trPr>
+        <w:tc>
+          <w:tcPr>
+            <w:tcW w:type="dxa" w:w="624"/>
+          </w:tcPr>
+          <w:p>
+            <w:pPr>
+              <w:spacing w:after="0"/>
+            </w:pPr>
+            <w:r>
+              <w:rPr>
+                <w:b w:val="0"/>
+                <w:i w:val="0"/>
+                <w:sz w:val="18"/>
+              </w:rPr>
+              <w:t>Д20</w:t>
+            </w:r>
+          </w:p>
+        </w:tc>
+        <w:tc>
+          <w:tcPr>
+            <w:tcW w:type="dxa" w:w="454"/>
+            <w:shd w:val="clear" w:color="auto" w:fill="FFF2CC"/>
+          </w:tcPr>
+          <w:p>
+            <w:pPr>
+              <w:spacing w:after="0"/>
+              <w:jc w:val="center"/>
+            </w:pPr>
+            <w:r>
+              <w:rPr>
+                <w:b/>
+                <w:i w:val="0"/>
+                <w:sz w:val="18"/>
+              </w:rPr>
+              <w:t>2</w:t>
+            </w:r>
+          </w:p>
+        </w:tc>
+        <w:tc>
+          <w:tcPr>
+            <w:tcW w:type="dxa" w:w="3175"/>
+          </w:tcPr>
+          <w:p>
+            <w:pPr>
+              <w:spacing w:after="0"/>
+            </w:pPr>
+            <w:r>
+              <w:rPr>
+                <w:b/>
+                <w:i w:val="0"/>
+                <w:sz w:val="18"/>
+              </w:rPr>
+              <w:t>Недостающие комплекты рабочей документации КЖ</w:t>
+            </w:r>
+            <w:r>
+              <w:rPr>
+                <w:sz w:val="17"/>
+              </w:rPr>
+              <w:t xml:space="preserve"> (ссылки из присланных листов): 1.1-КЖ4 (сваи</w:t>
+            </w:r>
+          </w:p>
+        </w:tc>
+        <w:tc>
+          <w:tcPr>
+            <w:tcW w:type="dxa" w:w="4025"/>
+          </w:tcPr>
+          <w:p>
+            <w:pPr>
+              <w:spacing w:after="0"/>
+            </w:pPr>
+            <w:r>
+              <w:rPr>
+                <w:b w:val="0"/>
+                <w:i w:val="0"/>
+                <w:sz w:val="17"/>
+              </w:rPr>
+              <w:t>обязателен), 1.1-КЖ2, 1.1-КЖ5 (цоколь), комплекты КМ (металлокаркас 1.1-КМ1/1.2-КМ1), отчёт ИГИ КПЭИ.1070/2.2-ИГИ — чтобы понять свайные работы, монтаж металлокаркаса и полные объёмы.</w:t>
             </w:r>
           </w:p>
         </w:tc>
